--- a/Color.docx
+++ b/Color.docx
@@ -174,6 +174,234 @@
                     <a:xfrm>
                       <a:off x="0" y="0"/>
                       <a:ext cx="1856360" cy="1560717"/>
+                    </a:xfrm>
+                    <a:prstGeom prst="rect">
+                      <a:avLst/>
+                    </a:prstGeom>
+                  </pic:spPr>
+                </pic:pic>
+              </a:graphicData>
+            </a:graphic>
+          </wp:inline>
+        </w:drawing>
+      </w:r>
+    </w:p>
+    <w:p/>
+    <w:p>
+      <w:r>
+        <w:t>Fuente de texto:</w:t>
+      </w:r>
+    </w:p>
+    <w:p>
+      <w:r>
+        <w:t xml:space="preserve">He comparado </w:t>
+      </w:r>
+      <w:proofErr w:type="spellStart"/>
+      <w:r>
+        <w:t>Playfair</w:t>
+      </w:r>
+      <w:proofErr w:type="spellEnd"/>
+      <w:r>
+        <w:t xml:space="preserve"> </w:t>
+      </w:r>
+      <w:proofErr w:type="spellStart"/>
+      <w:r>
+        <w:t>Display</w:t>
+      </w:r>
+      <w:proofErr w:type="spellEnd"/>
+      <w:r>
+        <w:t xml:space="preserve"> e inter en </w:t>
+      </w:r>
+      <w:hyperlink r:id="rId9" w:history="1">
+        <w:r>
+          <w:rPr>
+            <w:rStyle w:val="Hipervnculo"/>
+          </w:rPr>
+          <w:t>fontcomparer.com</w:t>
+        </w:r>
+      </w:hyperlink>
+      <w:r>
+        <w:t xml:space="preserve"> y finalmente me he decantado por </w:t>
+      </w:r>
+      <w:proofErr w:type="spellStart"/>
+      <w:r>
+        <w:t>Playfair</w:t>
+      </w:r>
+      <w:proofErr w:type="spellEnd"/>
+      <w:r>
+        <w:t xml:space="preserve"> </w:t>
+      </w:r>
+      <w:proofErr w:type="spellStart"/>
+      <w:r>
+        <w:t>Display</w:t>
+      </w:r>
+      <w:proofErr w:type="spellEnd"/>
+    </w:p>
+    <w:p>
+      <w:pPr>
+        <w:rPr>
+          <w:color w:val="FFFFFF" w:themeColor="background1"/>
+        </w:rPr>
+      </w:pPr>
+      <w:r>
+        <w:rPr>
+          <w:noProof/>
+          <w:lang w:eastAsia="es-ES"/>
+        </w:rPr>
+        <w:lastRenderedPageBreak/>
+        <w:drawing>
+          <wp:inline distT="0" distB="0" distL="0" distR="0" wp14:anchorId="4BA8A72C" wp14:editId="0BFC438E">
+            <wp:extent cx="5400040" cy="2800985"/>
+            <wp:effectExtent l="0" t="0" r="0" b="0"/>
+            <wp:docPr id="4" name="Imagen 4"/>
+            <wp:cNvGraphicFramePr>
+              <a:graphicFrameLocks xmlns:a="http://schemas.openxmlformats.org/drawingml/2006/main" noChangeAspect="1"/>
+            </wp:cNvGraphicFramePr>
+            <a:graphic xmlns:a="http://schemas.openxmlformats.org/drawingml/2006/main">
+              <a:graphicData uri="http://schemas.openxmlformats.org/drawingml/2006/picture">
+                <pic:pic xmlns:pic="http://schemas.openxmlformats.org/drawingml/2006/picture">
+                  <pic:nvPicPr>
+                    <pic:cNvPr id="1" name=""/>
+                    <pic:cNvPicPr/>
+                  </pic:nvPicPr>
+                  <pic:blipFill>
+                    <a:blip r:embed="rId10"/>
+                    <a:stretch>
+                      <a:fillRect/>
+                    </a:stretch>
+                  </pic:blipFill>
+                  <pic:spPr>
+                    <a:xfrm>
+                      <a:off x="0" y="0"/>
+                      <a:ext cx="5400040" cy="2800985"/>
+                    </a:xfrm>
+                    <a:prstGeom prst="rect">
+                      <a:avLst/>
+                    </a:prstGeom>
+                  </pic:spPr>
+                </pic:pic>
+              </a:graphicData>
+            </a:graphic>
+          </wp:inline>
+        </w:drawing>
+      </w:r>
+    </w:p>
+    <w:p>
+      <w:pPr>
+        <w:rPr>
+          <w:color w:val="FFFFFF" w:themeColor="background1"/>
+        </w:rPr>
+      </w:pPr>
+    </w:p>
+    <w:p>
+      <w:r>
+        <w:t>Para compararlos los busqué primero en el listado de fuentes que te ofrece la app y los fijé en la cabecera para poder verlos b</w:t>
+      </w:r>
+      <w:r>
+        <w:t>ien juntos. Para añad</w:t>
+      </w:r>
+      <w:r>
+        <w:t>irlos solo hay que hacer clic en el + que aparece al pasar el ratón sobre la fuente</w:t>
+      </w:r>
+    </w:p>
+    <w:p/>
+    <w:p>
+      <w:r>
+        <w:drawing>
+          <wp:inline distT="0" distB="0" distL="0" distR="0" wp14:anchorId="13C3A820" wp14:editId="451295C9">
+            <wp:extent cx="3629532" cy="1495634"/>
+            <wp:effectExtent l="0" t="0" r="9525" b="9525"/>
+            <wp:docPr id="5" name="Imagen 5"/>
+            <wp:cNvGraphicFramePr>
+              <a:graphicFrameLocks xmlns:a="http://schemas.openxmlformats.org/drawingml/2006/main" noChangeAspect="1"/>
+            </wp:cNvGraphicFramePr>
+            <a:graphic xmlns:a="http://schemas.openxmlformats.org/drawingml/2006/main">
+              <a:graphicData uri="http://schemas.openxmlformats.org/drawingml/2006/picture">
+                <pic:pic xmlns:pic="http://schemas.openxmlformats.org/drawingml/2006/picture">
+                  <pic:nvPicPr>
+                    <pic:cNvPr id="1" name=""/>
+                    <pic:cNvPicPr/>
+                  </pic:nvPicPr>
+                  <pic:blipFill>
+                    <a:blip r:embed="rId11"/>
+                    <a:stretch>
+                      <a:fillRect/>
+                    </a:stretch>
+                  </pic:blipFill>
+                  <pic:spPr>
+                    <a:xfrm>
+                      <a:off x="0" y="0"/>
+                      <a:ext cx="3629532" cy="1495634"/>
+                    </a:xfrm>
+                    <a:prstGeom prst="rect">
+                      <a:avLst/>
+                    </a:prstGeom>
+                  </pic:spPr>
+                </pic:pic>
+              </a:graphicData>
+            </a:graphic>
+          </wp:inline>
+        </w:drawing>
+      </w:r>
+    </w:p>
+    <w:p/>
+    <w:p>
+      <w:r>
+        <w:t xml:space="preserve">Después </w:t>
+      </w:r>
+      <w:r>
+        <w:t xml:space="preserve">para añadir la fuente a la web hice clic en el botón de “Use </w:t>
+      </w:r>
+      <w:proofErr w:type="spellStart"/>
+      <w:r>
+        <w:t>this</w:t>
+      </w:r>
+      <w:proofErr w:type="spellEnd"/>
+      <w:r>
+        <w:t xml:space="preserve"> </w:t>
+      </w:r>
+      <w:proofErr w:type="spellStart"/>
+      <w:r>
+        <w:t>font</w:t>
+      </w:r>
+      <w:proofErr w:type="spellEnd"/>
+      <w:r>
+        <w:t xml:space="preserve">” para abrir el código donde viene lo que hay que importar al </w:t>
+      </w:r>
+      <w:proofErr w:type="spellStart"/>
+      <w:r>
+        <w:t>css</w:t>
+      </w:r>
+      <w:proofErr w:type="spellEnd"/>
+    </w:p>
+    <w:p>
+      <w:r>
+        <w:lastRenderedPageBreak/>
+        <w:drawing>
+          <wp:inline distT="0" distB="0" distL="0" distR="0" wp14:anchorId="7D92AC56" wp14:editId="5B098117">
+            <wp:extent cx="5400040" cy="3107055"/>
+            <wp:effectExtent l="0" t="0" r="0" b="0"/>
+            <wp:docPr id="6" name="Imagen 6"/>
+            <wp:cNvGraphicFramePr>
+              <a:graphicFrameLocks xmlns:a="http://schemas.openxmlformats.org/drawingml/2006/main" noChangeAspect="1"/>
+            </wp:cNvGraphicFramePr>
+            <a:graphic xmlns:a="http://schemas.openxmlformats.org/drawingml/2006/main">
+              <a:graphicData uri="http://schemas.openxmlformats.org/drawingml/2006/picture">
+                <pic:pic xmlns:pic="http://schemas.openxmlformats.org/drawingml/2006/picture">
+                  <pic:nvPicPr>
+                    <pic:cNvPr id="1" name=""/>
+                    <pic:cNvPicPr/>
+                  </pic:nvPicPr>
+                  <pic:blipFill>
+                    <a:blip r:embed="rId12"/>
+                    <a:stretch>
+                      <a:fillRect/>
+                    </a:stretch>
+                  </pic:blipFill>
+                  <pic:spPr>
+                    <a:xfrm>
+                      <a:off x="0" y="0"/>
+                      <a:ext cx="5400040" cy="3107055"/>
                     </a:xfrm>
                     <a:prstGeom prst="rect">
                       <a:avLst/>
